--- a/builds/sm3/u0/Unit 0 Lesson 3.docx
+++ b/builds/sm3/u0/Unit 0 Lesson 3.docx
@@ -9,18 +9,20 @@
       <w:r>
         <w:rPr>
           <w:b/>
-          <w:sz w:val="28"/>
+          <w:color w:val="143A6B"/>
+          <w:sz w:val="32"/>
         </w:rPr>
         <w:t>Unit 0 Lesson 3</w:t>
       </w:r>
     </w:p>
     <w:p>
       <w:pPr>
-        <w:spacing w:after="80"/>
+        <w:spacing w:after="120"/>
       </w:pPr>
       <w:r>
         <w:rPr>
           <w:b/>
+          <w:color w:val="B13E0F"/>
           <w:sz w:val="22"/>
         </w:rPr>
         <w:t>Topic: Family; possessive ’s</w:t>
@@ -33,6 +35,7 @@
       <w:r>
         <w:rPr>
           <w:b/>
+          <w:color w:val="143A6B"/>
           <w:sz w:val="20"/>
         </w:rPr>
         <w:t>Aims:</w:t>
@@ -45,9 +48,10 @@
       <w:r>
         <w:rPr>
           <w:b w:val="0"/>
+          <w:color w:val="1F2937"/>
           <w:sz w:val="20"/>
         </w:rPr>
-        <w:t>Learn family words</w:t>
+        <w:t>•  Learn family words</w:t>
       </w:r>
     </w:p>
     <w:p>
@@ -57,9 +61,10 @@
       <w:r>
         <w:rPr>
           <w:b w:val="0"/>
+          <w:color w:val="1F2937"/>
           <w:sz w:val="20"/>
         </w:rPr>
-        <w:t>Learn the possessive ’s</w:t>
+        <w:t>•  Learn the possessive ’s</w:t>
       </w:r>
     </w:p>
     <w:p>
@@ -69,9 +74,10 @@
       <w:r>
         <w:rPr>
           <w:b w:val="0"/>
+          <w:color w:val="1F2937"/>
           <w:sz w:val="20"/>
         </w:rPr>
-        <w:t>Talk about your own family</w:t>
+        <w:t>•  Talk about your own family</w:t>
       </w:r>
     </w:p>
     <w:p>
@@ -81,6 +87,7 @@
       <w:r>
         <w:rPr>
           <w:b w:val="0"/>
+          <w:color w:val="1F2937"/>
           <w:sz w:val="20"/>
         </w:rPr>
       </w:r>
@@ -92,6 +99,7 @@
       <w:r>
         <w:rPr>
           <w:b/>
+          <w:color w:val="143A6B"/>
           <w:sz w:val="20"/>
         </w:rPr>
         <w:t>HOMEWORK:</w:t>
@@ -103,7 +111,8 @@
       </w:pPr>
       <w:r>
         <w:rPr>
-          <w:b w:val="0"/>
+          <w:b/>
+          <w:color w:val="1F2937"/>
           <w:sz w:val="20"/>
         </w:rPr>
         <w:t>Домашнее задание на платформе. Название: SM3 Unit 0 Homework 3</w:t>
@@ -116,6 +125,7 @@
       <w:r>
         <w:rPr>
           <w:b w:val="0"/>
+          <w:color w:val="1F2937"/>
           <w:sz w:val="20"/>
         </w:rPr>
         <w:t>Зайдите на платформу, добавьте урок, войдите в Мой класс и впишите домашнее задание.</w:t>
@@ -127,27 +137,44 @@
         <w:tblW w:type="auto" w:w="0"/>
         <w:tblLayout w:type="fixed"/>
         <w:tblLook w:firstColumn="1" w:firstRow="1" w:lastColumn="0" w:lastRow="0" w:noHBand="0" w:noVBand="1" w:val="04A0"/>
+        <w:tblBorders>
+          <w:top w:val="single" w:sz="4" w:space="0" w:color="C9D4E4"/>
+          <w:left w:val="single" w:sz="4" w:space="0" w:color="C9D4E4"/>
+          <w:bottom w:val="single" w:sz="4" w:space="0" w:color="C9D4E4"/>
+          <w:right w:val="single" w:sz="4" w:space="0" w:color="C9D4E4"/>
+          <w:insideH w:val="single" w:sz="4" w:space="0" w:color="C9D4E4"/>
+          <w:insideV w:val="single" w:sz="4" w:space="0" w:color="C9D4E4"/>
+        </w:tblBorders>
+        <w:tblCellMar>
+          <w:top w:w="60" w:type="dxa"/>
+          <w:left w:w="90" w:type="dxa"/>
+          <w:bottom w:w="60" w:type="dxa"/>
+          <w:right w:w="90" w:type="dxa"/>
+        </w:tblCellMar>
+        <w:tblLayout w:type="fixed"/>
       </w:tblPr>
       <w:tblGrid>
-        <w:gridCol w:w="3501"/>
-        <w:gridCol w:w="3501"/>
-        <w:gridCol w:w="3501"/>
-        <w:gridCol w:w="3501"/>
+        <w:gridCol w:w="1474"/>
+        <w:gridCol w:w="1020"/>
+        <w:gridCol w:w="7314"/>
+        <w:gridCol w:w="4195"/>
       </w:tblGrid>
       <w:tr>
         <w:tc>
           <w:tcPr>
-            <w:tcW w:type="dxa" w:w="1417"/>
+            <w:tcW w:type="dxa" w:w="1474"/>
+            <w:shd w:val="clear" w:color="auto" w:fill="1F3A6B"/>
           </w:tcPr>
           <w:p>
             <w:pPr>
-              <w:spacing w:after="20"/>
+              <w:spacing w:after="40"/>
             </w:pPr>
             <w:r/>
             <w:r>
               <w:rPr>
                 <w:b/>
-                <w:sz w:val="18"/>
+                <w:color w:val="FFFFFF"/>
+                <w:sz w:val="20"/>
               </w:rPr>
               <w:t>Stage</w:t>
             </w:r>
@@ -155,17 +182,20 @@
         </w:tc>
         <w:tc>
           <w:tcPr>
-            <w:tcW w:type="dxa" w:w="1247"/>
+            <w:tcW w:type="dxa" w:w="1020"/>
+            <w:shd w:val="clear" w:color="auto" w:fill="1F3A6B"/>
           </w:tcPr>
           <w:p>
             <w:pPr>
-              <w:spacing w:after="20"/>
+              <w:spacing w:after="40"/>
+              <w:jc w:val="center"/>
             </w:pPr>
             <w:r/>
             <w:r>
               <w:rPr>
                 <w:b/>
-                <w:sz w:val="18"/>
+                <w:color w:val="FFFFFF"/>
+                <w:sz w:val="20"/>
               </w:rPr>
               <w:t>Time</w:t>
             </w:r>
@@ -173,17 +203,19 @@
         </w:tc>
         <w:tc>
           <w:tcPr>
-            <w:tcW w:type="dxa" w:w="7087"/>
+            <w:tcW w:type="dxa" w:w="7313"/>
+            <w:shd w:val="clear" w:color="auto" w:fill="1F3A6B"/>
           </w:tcPr>
           <w:p>
             <w:pPr>
-              <w:spacing w:after="20"/>
+              <w:spacing w:after="40"/>
             </w:pPr>
             <w:r/>
             <w:r>
               <w:rPr>
                 <w:b/>
-                <w:sz w:val="18"/>
+                <w:color w:val="FFFFFF"/>
+                <w:sz w:val="20"/>
               </w:rPr>
               <w:t>Tasks</w:t>
             </w:r>
@@ -191,17 +223,19 @@
         </w:tc>
         <w:tc>
           <w:tcPr>
-            <w:tcW w:type="dxa" w:w="4819"/>
+            <w:tcW w:type="dxa" w:w="4195"/>
+            <w:shd w:val="clear" w:color="auto" w:fill="1F3A6B"/>
           </w:tcPr>
           <w:p>
             <w:pPr>
-              <w:spacing w:after="20"/>
+              <w:spacing w:after="40"/>
             </w:pPr>
             <w:r/>
             <w:r>
               <w:rPr>
                 <w:b/>
-                <w:sz w:val="18"/>
+                <w:color w:val="FFFFFF"/>
+                <w:sz w:val="20"/>
               </w:rPr>
               <w:t>Alternative</w:t>
             </w:r>
@@ -211,17 +245,19 @@
       <w:tr>
         <w:tc>
           <w:tcPr>
-            <w:tcW w:type="dxa" w:w="1417"/>
+            <w:tcW w:type="dxa" w:w="1474"/>
+            <w:shd w:val="clear" w:color="auto" w:fill="F3F7FC"/>
           </w:tcPr>
           <w:p>
             <w:pPr>
-              <w:spacing w:after="20"/>
+              <w:spacing w:after="40"/>
             </w:pPr>
             <w:r/>
             <w:r>
               <w:rPr>
                 <w:b/>
-                <w:sz w:val="18"/>
+                <w:color w:val="143A6B"/>
+                <w:sz w:val="20"/>
               </w:rPr>
               <w:t>Warm-up</w:t>
             </w:r>
@@ -229,17 +265,19 @@
         </w:tc>
         <w:tc>
           <w:tcPr>
-            <w:tcW w:type="dxa" w:w="1247"/>
+            <w:tcW w:type="dxa" w:w="1020"/>
           </w:tcPr>
           <w:p>
             <w:pPr>
-              <w:spacing w:after="20"/>
+              <w:spacing w:after="40"/>
+              <w:jc w:val="center"/>
             </w:pPr>
             <w:r/>
             <w:r>
               <w:rPr>
-                <w:b w:val="0"/>
-                <w:sz w:val="18"/>
+                <w:b/>
+                <w:color w:val="143A6B"/>
+                <w:sz w:val="20"/>
               </w:rPr>
               <w:t>3-5</w:t>
             </w:r>
@@ -247,17 +285,19 @@
         </w:tc>
         <w:tc>
           <w:tcPr>
-            <w:tcW w:type="dxa" w:w="7087"/>
+            <w:tcW w:type="dxa" w:w="7313"/>
           </w:tcPr>
           <w:p>
             <w:pPr>
-              <w:spacing w:after="20"/>
+              <w:spacing w:after="40"/>
             </w:pPr>
             <w:r/>
             <w:r>
               <w:rPr>
                 <w:b w:val="0"/>
-                <w:sz w:val="18"/>
+                <w:i w:val="0"/>
+                <w:color w:val="1F2937"/>
+                <w:sz w:val="19"/>
               </w:rPr>
               <w:t>Ask students about their mood, if they have anything new, anything interesting, etc.</w:t>
             </w:r>
@@ -265,28 +305,33 @@
         </w:tc>
         <w:tc>
           <w:tcPr>
-            <w:tcW w:type="dxa" w:w="4819"/>
+            <w:tcW w:type="dxa" w:w="4195"/>
           </w:tcPr>
           <w:p>
             <w:pPr>
-              <w:spacing w:after="20"/>
+              <w:spacing w:after="40"/>
             </w:pPr>
             <w:r/>
-            <w:r>
-              <w:rPr>
-                <w:b w:val="0"/>
-                <w:sz w:val="18"/>
-              </w:rPr>
-              <w:t>Baamboozle - name 3 https://www.baamboozle.com/game/202322</w:t>
-            </w:r>
+            <w:hyperlink r:id="rId9">
+              <w:r>
+                <w:rPr>
+                  <w:color w:val="1155CC"/>
+                  <w:sz w:val="18"/>
+                  <w:u w:val="single"/>
+                </w:rPr>
+                <w:t xml:space="preserve">Baamboozle — name 3</w:t>
+              </w:r>
+            </w:hyperlink>
           </w:p>
           <w:p>
             <w:pPr>
-              <w:spacing w:after="20"/>
+              <w:spacing w:after="40"/>
             </w:pPr>
             <w:r>
               <w:rPr>
                 <w:b w:val="0"/>
+                <w:i/>
+                <w:color w:val="5A6372"/>
                 <w:sz w:val="18"/>
               </w:rPr>
               <w:t>Hangman</w:t>
@@ -294,11 +339,13 @@
           </w:p>
           <w:p>
             <w:pPr>
-              <w:spacing w:after="20"/>
+              <w:spacing w:after="40"/>
             </w:pPr>
             <w:r>
               <w:rPr>
                 <w:b w:val="0"/>
+                <w:i/>
+                <w:color w:val="5A6372"/>
                 <w:sz w:val="18"/>
               </w:rPr>
               <w:t>“Simon says…”</w:t>
@@ -309,17 +356,19 @@
       <w:tr>
         <w:tc>
           <w:tcPr>
-            <w:tcW w:type="dxa" w:w="1417"/>
+            <w:tcW w:type="dxa" w:w="1474"/>
+            <w:shd w:val="clear" w:color="auto" w:fill="F3F7FC"/>
           </w:tcPr>
           <w:p>
             <w:pPr>
-              <w:spacing w:after="20"/>
+              <w:spacing w:after="40"/>
             </w:pPr>
             <w:r/>
             <w:r>
               <w:rPr>
                 <w:b/>
-                <w:sz w:val="18"/>
+                <w:color w:val="143A6B"/>
+                <w:sz w:val="20"/>
               </w:rPr>
               <w:t>Revision\HW check</w:t>
             </w:r>
@@ -327,17 +376,19 @@
         </w:tc>
         <w:tc>
           <w:tcPr>
-            <w:tcW w:type="dxa" w:w="1247"/>
+            <w:tcW w:type="dxa" w:w="1020"/>
           </w:tcPr>
           <w:p>
             <w:pPr>
-              <w:spacing w:after="20"/>
+              <w:spacing w:after="40"/>
+              <w:jc w:val="center"/>
             </w:pPr>
             <w:r/>
             <w:r>
               <w:rPr>
-                <w:b w:val="0"/>
-                <w:sz w:val="18"/>
+                <w:b/>
+                <w:color w:val="143A6B"/>
+                <w:sz w:val="20"/>
               </w:rPr>
               <w:t>5</w:t>
             </w:r>
@@ -345,17 +396,19 @@
         </w:tc>
         <w:tc>
           <w:tcPr>
-            <w:tcW w:type="dxa" w:w="7087"/>
+            <w:tcW w:type="dxa" w:w="7313"/>
           </w:tcPr>
           <w:p>
             <w:pPr>
-              <w:spacing w:after="20"/>
+              <w:spacing w:after="40"/>
             </w:pPr>
             <w:r/>
             <w:r>
               <w:rPr>
                 <w:b w:val="0"/>
-                <w:sz w:val="18"/>
+                <w:i w:val="0"/>
+                <w:color w:val="1F2937"/>
+                <w:sz w:val="19"/>
               </w:rPr>
               <w:t>Give a little feedback on the students’ homework. Ask two or three students: What are you good at? What are you not good at?</w:t>
             </w:r>
@@ -363,107 +416,113 @@
         </w:tc>
         <w:tc>
           <w:tcPr>
-            <w:tcW w:type="dxa" w:w="4819"/>
+            <w:tcW w:type="dxa" w:w="4195"/>
           </w:tcPr>
           <w:p>
             <w:pPr>
-              <w:spacing w:after="20"/>
+              <w:spacing w:after="40"/>
             </w:pPr>
             <w:r/>
-            <w:r>
-              <w:rPr>
-                <w:b w:val="0"/>
-                <w:sz w:val="18"/>
-              </w:rPr>
-            </w:r>
           </w:p>
         </w:tc>
       </w:tr>
       <w:tr>
         <w:tc>
           <w:tcPr>
-            <w:tcW w:type="dxa" w:w="1417"/>
+            <w:tcW w:type="dxa" w:w="1474"/>
+            <w:shd w:val="clear" w:color="auto" w:fill="F3F7FC"/>
           </w:tcPr>
           <w:p>
             <w:pPr>
-              <w:spacing w:after="20"/>
+              <w:spacing w:after="40"/>
             </w:pPr>
             <w:r/>
             <w:r>
               <w:rPr>
                 <w:b/>
-                <w:sz w:val="18"/>
+                <w:color w:val="143A6B"/>
+                <w:sz w:val="20"/>
               </w:rPr>
-              <w:t>PlAN of the lesson</w:t>
+              <w:t>PLAN of the lesson</w:t>
             </w:r>
           </w:p>
         </w:tc>
         <w:tc>
           <w:tcPr>
-            <w:tcW w:type="dxa" w:w="1247"/>
+            <w:tcW w:type="dxa" w:w="1020"/>
           </w:tcPr>
           <w:p>
             <w:pPr>
-              <w:spacing w:after="20"/>
+              <w:spacing w:after="40"/>
+              <w:jc w:val="center"/>
             </w:pPr>
             <w:r/>
             <w:r>
               <w:rPr>
-                <w:b w:val="0"/>
-                <w:sz w:val="18"/>
+                <w:b/>
+                <w:color w:val="143A6B"/>
+                <w:sz w:val="20"/>
               </w:rPr>
             </w:r>
           </w:p>
         </w:tc>
         <w:tc>
           <w:tcPr>
-            <w:tcW w:type="dxa" w:w="7087"/>
+            <w:tcW w:type="dxa" w:w="7313"/>
           </w:tcPr>
           <w:p>
             <w:pPr>
-              <w:spacing w:after="20"/>
+              <w:spacing w:after="40"/>
             </w:pPr>
             <w:r/>
             <w:r>
               <w:rPr>
                 <w:b w:val="0"/>
-                <w:sz w:val="18"/>
+                <w:i w:val="0"/>
+                <w:color w:val="1F2937"/>
+                <w:sz w:val="19"/>
               </w:rPr>
               <w:t>Learn family words</w:t>
             </w:r>
           </w:p>
           <w:p>
             <w:pPr>
-              <w:spacing w:after="20"/>
+              <w:spacing w:after="40"/>
             </w:pPr>
             <w:r>
               <w:rPr>
                 <w:b w:val="0"/>
-                <w:sz w:val="18"/>
+                <w:i w:val="0"/>
+                <w:color w:val="1F2937"/>
+                <w:sz w:val="19"/>
               </w:rPr>
               <w:t>Learn how to use ’s</w:t>
             </w:r>
           </w:p>
           <w:p>
             <w:pPr>
-              <w:spacing w:after="20"/>
+              <w:spacing w:after="40"/>
             </w:pPr>
             <w:r>
               <w:rPr>
                 <w:b w:val="0"/>
-                <w:sz w:val="18"/>
+                <w:i w:val="0"/>
+                <w:color w:val="1F2937"/>
+                <w:sz w:val="19"/>
               </w:rPr>
               <w:t>Talk about your family</w:t>
             </w:r>
           </w:p>
           <w:p>
             <w:pPr>
-              <w:spacing w:after="20"/>
+              <w:spacing w:after="40"/>
             </w:pPr>
             <w:r>
               <w:rPr>
                 <w:b w:val="0"/>
-                <w:sz w:val="18"/>
+                <w:i w:val="0"/>
+                <w:color w:val="1F2937"/>
+                <w:sz w:val="19"/>
               </w:rPr>
               <w:t>Have fun</w:t>
             </w:r>
@@ -471,36 +530,32 @@
         </w:tc>
         <w:tc>
           <w:tcPr>
-            <w:tcW w:type="dxa" w:w="4819"/>
+            <w:tcW w:type="dxa" w:w="4195"/>
           </w:tcPr>
           <w:p>
             <w:pPr>
-              <w:spacing w:after="20"/>
+              <w:spacing w:after="40"/>
             </w:pPr>
             <w:r/>
-            <w:r>
-              <w:rPr>
-                <w:b w:val="0"/>
-                <w:sz w:val="18"/>
-              </w:rPr>
-            </w:r>
           </w:p>
         </w:tc>
       </w:tr>
       <w:tr>
         <w:tc>
           <w:tcPr>
-            <w:tcW w:type="dxa" w:w="1417"/>
+            <w:tcW w:type="dxa" w:w="1474"/>
+            <w:shd w:val="clear" w:color="auto" w:fill="F3F7FC"/>
           </w:tcPr>
           <w:p>
             <w:pPr>
-              <w:spacing w:after="20"/>
+              <w:spacing w:after="40"/>
             </w:pPr>
             <w:r/>
             <w:r>
               <w:rPr>
                 <w:b/>
-                <w:sz w:val="18"/>
+                <w:color w:val="143A6B"/>
+                <w:sz w:val="20"/>
               </w:rPr>
               <w:t>LEAD in</w:t>
             </w:r>
@@ -508,17 +563,19 @@
         </w:tc>
         <w:tc>
           <w:tcPr>
-            <w:tcW w:type="dxa" w:w="1247"/>
+            <w:tcW w:type="dxa" w:w="1020"/>
           </w:tcPr>
           <w:p>
             <w:pPr>
-              <w:spacing w:after="20"/>
+              <w:spacing w:after="40"/>
+              <w:jc w:val="center"/>
             </w:pPr>
             <w:r/>
             <w:r>
               <w:rPr>
-                <w:b w:val="0"/>
-                <w:sz w:val="18"/>
+                <w:b/>
+                <w:color w:val="143A6B"/>
+                <w:sz w:val="20"/>
               </w:rPr>
               <w:t>2-5</w:t>
             </w:r>
@@ -526,17 +583,19 @@
         </w:tc>
         <w:tc>
           <w:tcPr>
-            <w:tcW w:type="dxa" w:w="7087"/>
+            <w:tcW w:type="dxa" w:w="7313"/>
           </w:tcPr>
           <w:p>
             <w:pPr>
-              <w:spacing w:after="20"/>
+              <w:spacing w:after="40"/>
             </w:pPr>
             <w:r/>
             <w:r>
               <w:rPr>
                 <w:b w:val="0"/>
-                <w:sz w:val="18"/>
+                <w:i w:val="0"/>
+                <w:color w:val="1F2937"/>
+                <w:sz w:val="19"/>
               </w:rPr>
               <w:t>Show your own family photo or a drawing of a family tree on the board. Point at the people and ask: Who is this? How many people are there in my family?</w:t>
             </w:r>
@@ -544,16 +603,18 @@
         </w:tc>
         <w:tc>
           <w:tcPr>
-            <w:tcW w:type="dxa" w:w="4819"/>
+            <w:tcW w:type="dxa" w:w="4195"/>
           </w:tcPr>
           <w:p>
             <w:pPr>
-              <w:spacing w:after="20"/>
+              <w:spacing w:after="40"/>
             </w:pPr>
             <w:r/>
             <w:r>
               <w:rPr>
                 <w:b w:val="0"/>
+                <w:i/>
+                <w:color w:val="5A6372"/>
                 <w:sz w:val="18"/>
               </w:rPr>
               <w:t>Show a picture of a famous cartoon family and ask who is who.</w:t>
@@ -564,17 +625,19 @@
       <w:tr>
         <w:tc>
           <w:tcPr>
-            <w:tcW w:type="dxa" w:w="1417"/>
+            <w:tcW w:type="dxa" w:w="1474"/>
+            <w:shd w:val="clear" w:color="auto" w:fill="F3F7FC"/>
           </w:tcPr>
           <w:p>
             <w:pPr>
-              <w:spacing w:after="20"/>
+              <w:spacing w:after="40"/>
             </w:pPr>
             <w:r/>
             <w:r>
               <w:rPr>
                 <w:b/>
-                <w:sz w:val="18"/>
+                <w:color w:val="143A6B"/>
+                <w:sz w:val="20"/>
               </w:rPr>
               <w:t>Presentation</w:t>
             </w:r>
@@ -582,17 +645,19 @@
         </w:tc>
         <w:tc>
           <w:tcPr>
-            <w:tcW w:type="dxa" w:w="1247"/>
+            <w:tcW w:type="dxa" w:w="1020"/>
           </w:tcPr>
           <w:p>
             <w:pPr>
-              <w:spacing w:after="20"/>
+              <w:spacing w:after="40"/>
+              <w:jc w:val="center"/>
             </w:pPr>
             <w:r/>
             <w:r>
               <w:rPr>
-                <w:b w:val="0"/>
-                <w:sz w:val="18"/>
+                <w:b/>
+                <w:color w:val="143A6B"/>
+                <w:sz w:val="20"/>
               </w:rPr>
               <w:t>10-15</w:t>
             </w:r>
@@ -600,129 +665,204 @@
         </w:tc>
         <w:tc>
           <w:tcPr>
-            <w:tcW w:type="dxa" w:w="7087"/>
+            <w:tcW w:type="dxa" w:w="7313"/>
           </w:tcPr>
           <w:p>
             <w:pPr>
-              <w:spacing w:after="20"/>
+              <w:spacing w:after="40"/>
             </w:pPr>
             <w:r/>
             <w:r>
               <w:rPr>
+                <w:b/>
+                <w:i w:val="0"/>
+                <w:color w:val="B13E0F"/>
+                <w:sz w:val="19"/>
+              </w:rPr>
+              <w:t>FAMILY WORDS</w:t>
+            </w:r>
+            <w:r>
+              <w:rPr>
                 <w:b w:val="0"/>
-                <w:sz w:val="18"/>
+                <w:i w:val="0"/>
+                <w:color w:val="1F2937"/>
+                <w:sz w:val="19"/>
               </w:rPr>
-              <w:t>FAMILY WORDS - with the picture, not with translation.</w:t>
+              <w:t xml:space="preserve"> - with the picture, not with translation.</w:t>
             </w:r>
           </w:p>
           <w:p>
             <w:pPr>
-              <w:spacing w:after="20"/>
+              <w:spacing w:after="40"/>
+            </w:pPr>
+            <w:r>
+              <w:rPr>
+                <w:b/>
+                <w:i w:val="0"/>
+                <w:color w:val="143A6B"/>
+                <w:sz w:val="19"/>
+              </w:rPr>
+              <w:t>SB p. 7</w:t>
+            </w:r>
+            <w:r>
+              <w:rPr>
+                <w:b w:val="0"/>
+                <w:i w:val="0"/>
+                <w:color w:val="1F2937"/>
+                <w:sz w:val="19"/>
+              </w:rPr>
+              <w:t xml:space="preserve"> - look at the family tree. Point at the people and present the words: grandfather, grandmother, parents, son, daughter, grandson, granddaughter, uncle, aunt, cousins.</w:t>
+            </w:r>
+          </w:p>
+          <w:p>
+            <w:pPr>
+              <w:spacing w:after="40"/>
+            </w:pPr>
+            <w:r>
+              <w:rPr>
+                <w:b/>
+                <w:i w:val="0"/>
+                <w:color w:val="B13E0F"/>
+                <w:sz w:val="19"/>
+              </w:rPr>
+              <w:t>CCQ:</w:t>
+            </w:r>
+            <w:r>
+              <w:rPr>
+                <w:b w:val="0"/>
+                <w:i w:val="0"/>
+                <w:color w:val="1F2937"/>
+                <w:sz w:val="19"/>
+              </w:rPr>
+              <w:t xml:space="preserve"> Jack is Nick’s grandfather - is Jack young or old? Is Oliver Jack’s son or Jack’s brother? Are cousins in the same family?</w:t>
+            </w:r>
+          </w:p>
+          <w:p>
+            <w:pPr>
+              <w:spacing w:after="40"/>
+            </w:pPr>
+          </w:p>
+          <w:p>
+            <w:pPr>
+              <w:spacing w:after="40"/>
+            </w:pPr>
+            <w:r>
+              <w:rPr>
+                <w:b/>
+                <w:i w:val="0"/>
+                <w:color w:val="B13E0F"/>
+                <w:sz w:val="19"/>
+              </w:rPr>
+              <w:t>GRAMMAR ’s</w:t>
+            </w:r>
+            <w:r>
+              <w:rPr>
+                <w:b w:val="0"/>
+                <w:i w:val="0"/>
+                <w:color w:val="1F2937"/>
+                <w:sz w:val="19"/>
+              </w:rPr>
+              <w:t xml:space="preserve"> - guided discovery. Write two sentences on the board:</w:t>
+            </w:r>
+          </w:p>
+          <w:p>
+            <w:pPr>
+              <w:spacing w:after="40"/>
             </w:pPr>
             <w:r>
               <w:rPr>
                 <w:b w:val="0"/>
-                <w:sz w:val="18"/>
-              </w:rPr>
-              <w:t>SB p. 7 - look at the family tree. Point at the people and present the words: grandfather, grandmother, parents, son, daughter, grandson, granddaughter, uncle, aunt, cousins.</w:t>
-            </w:r>
-          </w:p>
-          <w:p>
-            <w:pPr>
-              <w:spacing w:after="20"/>
-            </w:pPr>
-            <w:r>
-              <w:rPr>
-                <w:b w:val="0"/>
-                <w:sz w:val="18"/>
-              </w:rPr>
-              <w:t>CCQ: Jack is Nick’s grandfather - is Jack young or old? Is Oliver Jack’s son or Jack’s brother? Are cousins in the same family?</w:t>
-            </w:r>
-          </w:p>
-          <w:p>
-            <w:pPr>
-              <w:spacing w:after="20"/>
-            </w:pPr>
-            <w:r>
-              <w:rPr>
-                <w:b w:val="0"/>
-                <w:sz w:val="18"/>
-              </w:rPr>
-            </w:r>
-          </w:p>
-          <w:p>
-            <w:pPr>
-              <w:spacing w:after="20"/>
-            </w:pPr>
-            <w:r>
-              <w:rPr>
-                <w:b w:val="0"/>
-                <w:sz w:val="18"/>
-              </w:rPr>
-              <w:t>GRAMMAR ’s - guided discovery. Write two sentences on the board:</w:t>
-            </w:r>
-          </w:p>
-          <w:p>
-            <w:pPr>
-              <w:spacing w:after="20"/>
-            </w:pPr>
-            <w:r>
-              <w:rPr>
-                <w:b w:val="0"/>
-                <w:sz w:val="18"/>
+                <w:i w:val="0"/>
+                <w:color w:val="1F2937"/>
+                <w:sz w:val="19"/>
               </w:rPr>
               <w:t>This is Greg. He’s Gina’s brother.</w:t>
             </w:r>
           </w:p>
           <w:p>
             <w:pPr>
-              <w:spacing w:after="20"/>
+              <w:spacing w:after="40"/>
             </w:pPr>
             <w:r>
               <w:rPr>
                 <w:b w:val="0"/>
-                <w:sz w:val="18"/>
+                <w:i w:val="0"/>
+                <w:color w:val="1F2937"/>
+                <w:sz w:val="19"/>
               </w:rPr>
               <w:t>Ask: In “He’s” what does ’s mean? And in “Gina’s brother”? Who has got a brother - Greg or Gina?</w:t>
             </w:r>
           </w:p>
           <w:p>
             <w:pPr>
-              <w:spacing w:after="20"/>
+              <w:spacing w:after="40"/>
             </w:pPr>
             <w:r>
               <w:rPr>
                 <w:b w:val="0"/>
-                <w:sz w:val="18"/>
+                <w:i w:val="0"/>
+                <w:color w:val="1F2937"/>
+                <w:sz w:val="19"/>
               </w:rPr>
-              <w:t>Let the students tell you the rule, then show SB p. 7 ex. 3 (audio 006) - watch, listen and say.</w:t>
+              <w:t xml:space="preserve">Let the students tell you the rule, then show </w:t>
+            </w:r>
+            <w:r>
+              <w:rPr>
+                <w:b/>
+                <w:i w:val="0"/>
+                <w:color w:val="143A6B"/>
+                <w:sz w:val="19"/>
+              </w:rPr>
+              <w:t>SB p. 7 ex. 3</w:t>
+            </w:r>
+            <w:r>
+              <w:rPr>
+                <w:b w:val="0"/>
+                <w:i w:val="0"/>
+                <w:color w:val="1F2937"/>
+                <w:sz w:val="19"/>
+              </w:rPr>
+              <w:t xml:space="preserve"> (audio 006) - watch, listen and say.</w:t>
             </w:r>
           </w:p>
           <w:p>
             <w:pPr>
-              <w:spacing w:after="20"/>
+              <w:spacing w:after="40"/>
             </w:pPr>
             <w:r>
               <w:rPr>
+                <w:b/>
+                <w:i w:val="0"/>
+                <w:color w:val="B13E0F"/>
+                <w:sz w:val="19"/>
+              </w:rPr>
+              <w:t>CCQ:</w:t>
+            </w:r>
+            <w:r>
+              <w:rPr>
                 <w:b w:val="0"/>
-                <w:sz w:val="18"/>
+                <w:i w:val="0"/>
+                <w:color w:val="1F2937"/>
+                <w:sz w:val="19"/>
               </w:rPr>
-              <w:t>CCQ: “Nick’s dog” - who has got the dog? “She’s Greg’s sister” - is ’s here is or belongs to?</w:t>
+              <w:t xml:space="preserve"> “Nick’s dog” - who has got the dog? “She’s Greg’s sister” - is ’s here is or belongs to?</w:t>
             </w:r>
           </w:p>
         </w:tc>
         <w:tc>
           <w:tcPr>
-            <w:tcW w:type="dxa" w:w="4819"/>
+            <w:tcW w:type="dxa" w:w="4195"/>
           </w:tcPr>
           <w:p>
             <w:pPr>
-              <w:spacing w:after="20"/>
+              <w:spacing w:after="40"/>
             </w:pPr>
             <w:r/>
             <w:r>
               <w:rPr>
                 <w:b w:val="0"/>
+                <w:i/>
+                <w:color w:val="5A6372"/>
                 <w:sz w:val="18"/>
               </w:rPr>
               <w:t>Draw a simple tree on the board with the students’ own names and present the words on it.</w:t>
@@ -733,17 +873,19 @@
       <w:tr>
         <w:tc>
           <w:tcPr>
-            <w:tcW w:type="dxa" w:w="1417"/>
+            <w:tcW w:type="dxa" w:w="1474"/>
+            <w:shd w:val="clear" w:color="auto" w:fill="F3F7FC"/>
           </w:tcPr>
           <w:p>
             <w:pPr>
-              <w:spacing w:after="20"/>
+              <w:spacing w:after="40"/>
             </w:pPr>
             <w:r/>
             <w:r>
               <w:rPr>
                 <w:b/>
-                <w:sz w:val="18"/>
+                <w:color w:val="143A6B"/>
+                <w:sz w:val="20"/>
               </w:rPr>
               <w:t>Controlled Practice</w:t>
             </w:r>
@@ -751,17 +893,19 @@
         </w:tc>
         <w:tc>
           <w:tcPr>
-            <w:tcW w:type="dxa" w:w="1247"/>
+            <w:tcW w:type="dxa" w:w="1020"/>
           </w:tcPr>
           <w:p>
             <w:pPr>
-              <w:spacing w:after="20"/>
+              <w:spacing w:after="40"/>
+              <w:jc w:val="center"/>
             </w:pPr>
             <w:r/>
             <w:r>
               <w:rPr>
-                <w:b w:val="0"/>
-                <w:sz w:val="18"/>
+                <w:b/>
+                <w:color w:val="143A6B"/>
+                <w:sz w:val="20"/>
               </w:rPr>
               <w:t>10-15</w:t>
             </w:r>
@@ -769,58 +913,94 @@
         </w:tc>
         <w:tc>
           <w:tcPr>
-            <w:tcW w:type="dxa" w:w="7087"/>
+            <w:tcW w:type="dxa" w:w="7313"/>
           </w:tcPr>
           <w:p>
             <w:pPr>
-              <w:spacing w:after="20"/>
+              <w:spacing w:after="40"/>
+            </w:pPr>
+            <w:r/>
+            <w:r>
+              <w:rPr>
+                <w:b/>
+                <w:i w:val="0"/>
+                <w:color w:val="143A6B"/>
+                <w:sz w:val="19"/>
+              </w:rPr>
+              <w:t>SB p. 7 ex. 1</w:t>
+            </w:r>
+            <w:r>
+              <w:rPr>
+                <w:b w:val="0"/>
+                <w:i w:val="0"/>
+                <w:color w:val="1F2937"/>
+                <w:sz w:val="19"/>
+              </w:rPr>
+              <w:t xml:space="preserve"> - look at the family tree and circle the right word (brother / father, cousin / sister, uncle / father, mother / sister).</w:t>
+            </w:r>
+          </w:p>
+          <w:p>
+            <w:pPr>
+              <w:spacing w:after="40"/>
+            </w:pPr>
+            <w:r>
+              <w:rPr>
+                <w:b/>
+                <w:i w:val="0"/>
+                <w:color w:val="143A6B"/>
+                <w:sz w:val="19"/>
+              </w:rPr>
+              <w:t>SB p. 7 ex. 2</w:t>
+            </w:r>
+            <w:r>
+              <w:rPr>
+                <w:b w:val="0"/>
+                <w:i w:val="0"/>
+                <w:color w:val="1F2937"/>
+                <w:sz w:val="19"/>
+              </w:rPr>
+              <w:t xml:space="preserve"> - add the missing ’s: Tom is Simon father. Simon is Tom son.</w:t>
+            </w:r>
+          </w:p>
+          <w:p>
+            <w:pPr>
+              <w:spacing w:after="40"/>
+            </w:pPr>
+            <w:r>
+              <w:rPr>
+                <w:b w:val="0"/>
+                <w:i w:val="0"/>
+                <w:color w:val="1F2937"/>
+                <w:sz w:val="19"/>
+              </w:rPr>
+              <w:t xml:space="preserve">Choose the right answer: </w:t>
+            </w:r>
+            <w:hyperlink r:id="rId10">
+              <w:r>
+                <w:rPr>
+                  <w:color w:val="1155CC"/>
+                  <w:sz w:val="19"/>
+                  <w:u w:val="single"/>
+                </w:rPr>
+                <w:t xml:space="preserve">Wordwall — выбери правильный ’s</w:t>
+              </w:r>
+            </w:hyperlink>
+          </w:p>
+        </w:tc>
+        <w:tc>
+          <w:tcPr>
+            <w:tcW w:type="dxa" w:w="4195"/>
+          </w:tcPr>
+          <w:p>
+            <w:pPr>
+              <w:spacing w:after="40"/>
             </w:pPr>
             <w:r/>
             <w:r>
               <w:rPr>
                 <w:b w:val="0"/>
-                <w:sz w:val="18"/>
-              </w:rPr>
-              <w:t>SB p. 7 ex. 1 - look at the family tree and circle the right word (brother / father, cousin / sister, uncle / father, mother / sister).</w:t>
-            </w:r>
-          </w:p>
-          <w:p>
-            <w:pPr>
-              <w:spacing w:after="20"/>
-            </w:pPr>
-            <w:r>
-              <w:rPr>
-                <w:b w:val="0"/>
-                <w:sz w:val="18"/>
-              </w:rPr>
-              <w:t>SB p. 7 ex. 2 - add the missing ’s: Tom is Simon father. Simon is Tom son.</w:t>
-            </w:r>
-          </w:p>
-          <w:p>
-            <w:pPr>
-              <w:spacing w:after="20"/>
-            </w:pPr>
-            <w:r>
-              <w:rPr>
-                <w:b w:val="0"/>
-                <w:sz w:val="18"/>
-              </w:rPr>
-              <w:t>Choose the right answer: https://wordwall.net/resource/27447398/u1-p13-possessive-s-s</w:t>
-            </w:r>
-          </w:p>
-        </w:tc>
-        <w:tc>
-          <w:tcPr>
-            <w:tcW w:type="dxa" w:w="4819"/>
-          </w:tcPr>
-          <w:p>
-            <w:pPr>
-              <w:spacing w:after="20"/>
-            </w:pPr>
-            <w:r/>
-            <w:r>
-              <w:rPr>
-                <w:b w:val="0"/>
+                <w:i/>
+                <w:color w:val="5A6372"/>
                 <w:sz w:val="18"/>
               </w:rPr>
               <w:t>Say a sentence with a mistake - “Nick is Julia grandson” - students correct it.</w:t>
@@ -831,17 +1011,19 @@
       <w:tr>
         <w:tc>
           <w:tcPr>
-            <w:tcW w:type="dxa" w:w="1417"/>
+            <w:tcW w:type="dxa" w:w="1474"/>
+            <w:shd w:val="clear" w:color="auto" w:fill="F3F7FC"/>
           </w:tcPr>
           <w:p>
             <w:pPr>
-              <w:spacing w:after="20"/>
+              <w:spacing w:after="40"/>
             </w:pPr>
             <w:r/>
             <w:r>
               <w:rPr>
                 <w:b/>
-                <w:sz w:val="18"/>
+                <w:color w:val="143A6B"/>
+                <w:sz w:val="20"/>
               </w:rPr>
               <w:t>Freer Practice</w:t>
             </w:r>
@@ -849,17 +1031,19 @@
         </w:tc>
         <w:tc>
           <w:tcPr>
-            <w:tcW w:type="dxa" w:w="1247"/>
+            <w:tcW w:type="dxa" w:w="1020"/>
           </w:tcPr>
           <w:p>
             <w:pPr>
-              <w:spacing w:after="20"/>
+              <w:spacing w:after="40"/>
+              <w:jc w:val="center"/>
             </w:pPr>
             <w:r/>
             <w:r>
               <w:rPr>
-                <w:b w:val="0"/>
-                <w:sz w:val="18"/>
+                <w:b/>
+                <w:color w:val="143A6B"/>
+                <w:sz w:val="20"/>
               </w:rPr>
               <w:t>10-15</w:t>
             </w:r>
@@ -867,53 +1051,79 @@
         </w:tc>
         <w:tc>
           <w:tcPr>
-            <w:tcW w:type="dxa" w:w="7087"/>
+            <w:tcW w:type="dxa" w:w="7313"/>
           </w:tcPr>
           <w:p>
             <w:pPr>
-              <w:spacing w:after="20"/>
+              <w:spacing w:after="40"/>
             </w:pPr>
             <w:r/>
             <w:r>
               <w:rPr>
+                <w:b/>
+                <w:i w:val="0"/>
+                <w:color w:val="B13E0F"/>
+                <w:sz w:val="19"/>
+              </w:rPr>
+              <w:t>SPEAKING</w:t>
+            </w:r>
+            <w:r>
+              <w:rPr>
                 <w:b w:val="0"/>
-                <w:sz w:val="18"/>
+                <w:i w:val="0"/>
+                <w:color w:val="1F2937"/>
+                <w:sz w:val="19"/>
               </w:rPr>
-              <w:t>SPEAKING - “Guess who”.</w:t>
+              <w:t xml:space="preserve"> - “Guess who”.</w:t>
             </w:r>
           </w:p>
           <w:p>
             <w:pPr>
-              <w:spacing w:after="20"/>
+              <w:spacing w:after="40"/>
+            </w:pPr>
+            <w:r>
+              <w:rPr>
+                <w:b/>
+                <w:i w:val="0"/>
+                <w:color w:val="143A6B"/>
+                <w:sz w:val="19"/>
+              </w:rPr>
+              <w:t>SB p. 7 ex. 4</w:t>
+            </w:r>
+            <w:r>
+              <w:rPr>
+                <w:b w:val="0"/>
+                <w:i w:val="0"/>
+                <w:color w:val="1F2937"/>
+                <w:sz w:val="19"/>
+              </w:rPr>
+              <w:t xml:space="preserve"> - each student quickly draws his own family tree (3-6 people, names only).</w:t>
+            </w:r>
+          </w:p>
+          <w:p>
+            <w:pPr>
+              <w:spacing w:after="40"/>
             </w:pPr>
             <w:r>
               <w:rPr>
                 <w:b w:val="0"/>
-                <w:sz w:val="18"/>
-              </w:rPr>
-              <w:t>SB p. 7 ex. 4 - each student quickly draws his own family tree (3-6 people, names only).</w:t>
-            </w:r>
-          </w:p>
-          <w:p>
-            <w:pPr>
-              <w:spacing w:after="20"/>
-            </w:pPr>
-            <w:r>
-              <w:rPr>
-                <w:b w:val="0"/>
-                <w:sz w:val="18"/>
+                <w:i w:val="0"/>
+                <w:color w:val="1F2937"/>
+                <w:sz w:val="19"/>
               </w:rPr>
               <w:t>Then he describes one person without naming the relation: This is Sue. She’s Ron’s daughter and she’s my mother. The others ask: Is she your aunt? Is she your sister? and guess who it is.</w:t>
             </w:r>
           </w:p>
           <w:p>
             <w:pPr>
-              <w:spacing w:after="20"/>
+              <w:spacing w:after="40"/>
             </w:pPr>
             <w:r>
               <w:rPr>
                 <w:b w:val="0"/>
-                <w:sz w:val="18"/>
+                <w:i w:val="0"/>
+                <w:color w:val="1F2937"/>
+                <w:sz w:val="19"/>
               </w:rPr>
               <w:t>Every guess must use ’s or a family word.</w:t>
             </w:r>
@@ -921,16 +1131,18 @@
         </w:tc>
         <w:tc>
           <w:tcPr>
-            <w:tcW w:type="dxa" w:w="4819"/>
+            <w:tcW w:type="dxa" w:w="4195"/>
           </w:tcPr>
           <w:p>
             <w:pPr>
-              <w:spacing w:after="20"/>
+              <w:spacing w:after="40"/>
             </w:pPr>
             <w:r/>
             <w:r>
               <w:rPr>
                 <w:b w:val="0"/>
+                <w:i/>
+                <w:color w:val="5A6372"/>
                 <w:sz w:val="18"/>
               </w:rPr>
               <w:t>In pairs: students swap trees and ask about each other’s families - Who’s this? Is Anna your cousin?</w:t>
@@ -941,17 +1153,19 @@
       <w:tr>
         <w:tc>
           <w:tcPr>
-            <w:tcW w:type="dxa" w:w="1417"/>
+            <w:tcW w:type="dxa" w:w="1474"/>
+            <w:shd w:val="clear" w:color="auto" w:fill="F3F7FC"/>
           </w:tcPr>
           <w:p>
             <w:pPr>
-              <w:spacing w:after="20"/>
+              <w:spacing w:after="40"/>
             </w:pPr>
             <w:r/>
             <w:r>
               <w:rPr>
                 <w:b/>
-                <w:sz w:val="18"/>
+                <w:color w:val="143A6B"/>
+                <w:sz w:val="20"/>
               </w:rPr>
               <w:t>Cooler</w:t>
             </w:r>
@@ -959,17 +1173,19 @@
         </w:tc>
         <w:tc>
           <w:tcPr>
-            <w:tcW w:type="dxa" w:w="1247"/>
+            <w:tcW w:type="dxa" w:w="1020"/>
           </w:tcPr>
           <w:p>
             <w:pPr>
-              <w:spacing w:after="20"/>
+              <w:spacing w:after="40"/>
+              <w:jc w:val="center"/>
             </w:pPr>
             <w:r/>
             <w:r>
               <w:rPr>
-                <w:b w:val="0"/>
-                <w:sz w:val="18"/>
+                <w:b/>
+                <w:color w:val="143A6B"/>
+                <w:sz w:val="20"/>
               </w:rPr>
               <w:t>5</w:t>
             </w:r>
@@ -977,90 +1193,128 @@
         </w:tc>
         <w:tc>
           <w:tcPr>
-            <w:tcW w:type="dxa" w:w="7087"/>
+            <w:tcW w:type="dxa" w:w="7313"/>
           </w:tcPr>
           <w:p>
             <w:pPr>
-              <w:spacing w:after="20"/>
+              <w:spacing w:after="40"/>
             </w:pPr>
             <w:r/>
             <w:r>
               <w:rPr>
                 <w:b w:val="0"/>
-                <w:sz w:val="18"/>
+                <w:i w:val="0"/>
+                <w:color w:val="1F2937"/>
+                <w:sz w:val="19"/>
               </w:rPr>
-              <w:t>Quick chain: teacher says “Nick’s grandmother” - students answer “Julia”, and so on by the family tree from SB p. 7.</w:t>
+              <w:t xml:space="preserve">Quick chain: teacher says “Nick’s grandmother” - students answer “Julia”, and so on by the family tree from </w:t>
+            </w:r>
+            <w:r>
+              <w:rPr>
+                <w:b/>
+                <w:i w:val="0"/>
+                <w:color w:val="143A6B"/>
+                <w:sz w:val="19"/>
+              </w:rPr>
+              <w:t>SB p. 7</w:t>
+            </w:r>
+            <w:r>
+              <w:rPr>
+                <w:b w:val="0"/>
+                <w:i w:val="0"/>
+                <w:color w:val="1F2937"/>
+                <w:sz w:val="19"/>
+              </w:rPr>
+              <w:t>.</w:t>
             </w:r>
           </w:p>
         </w:tc>
         <w:tc>
           <w:tcPr>
-            <w:tcW w:type="dxa" w:w="4819"/>
+            <w:tcW w:type="dxa" w:w="4195"/>
           </w:tcPr>
           <w:p>
             <w:pPr>
-              <w:spacing w:after="20"/>
+              <w:spacing w:after="40"/>
             </w:pPr>
             <w:r/>
             <w:r>
               <w:rPr>
                 <w:b w:val="0"/>
+                <w:i/>
+                <w:color w:val="5A6372"/>
                 <w:sz w:val="18"/>
               </w:rPr>
-              <w:t>Play a game https://www.baamboozle.com/game/202322</w:t>
+              <w:t xml:space="preserve">Play a game </w:t>
             </w:r>
+            <w:hyperlink r:id="rId9">
+              <w:r>
+                <w:rPr>
+                  <w:color w:val="1155CC"/>
+                  <w:sz w:val="18"/>
+                  <w:u w:val="single"/>
+                </w:rPr>
+                <w:t xml:space="preserve">Baamboozle — name 3</w:t>
+              </w:r>
+            </w:hyperlink>
           </w:p>
         </w:tc>
       </w:tr>
       <w:tr>
         <w:tc>
           <w:tcPr>
-            <w:tcW w:type="dxa" w:w="1417"/>
+            <w:tcW w:type="dxa" w:w="1474"/>
+            <w:shd w:val="clear" w:color="auto" w:fill="F3F7FC"/>
           </w:tcPr>
           <w:p>
             <w:pPr>
-              <w:spacing w:after="20"/>
+              <w:spacing w:after="40"/>
             </w:pPr>
             <w:r/>
             <w:r>
               <w:rPr>
                 <w:b/>
-                <w:sz w:val="18"/>
+                <w:color w:val="143A6B"/>
+                <w:sz w:val="20"/>
               </w:rPr>
-              <w:t>PlAN of the lesson CHECK</w:t>
+              <w:t>PLAN of the lesson CHECK</w:t>
             </w:r>
           </w:p>
         </w:tc>
         <w:tc>
           <w:tcPr>
-            <w:tcW w:type="dxa" w:w="1247"/>
+            <w:tcW w:type="dxa" w:w="1020"/>
           </w:tcPr>
           <w:p>
             <w:pPr>
-              <w:spacing w:after="20"/>
+              <w:spacing w:after="40"/>
+              <w:jc w:val="center"/>
             </w:pPr>
             <w:r/>
             <w:r>
               <w:rPr>
-                <w:b w:val="0"/>
-                <w:sz w:val="18"/>
+                <w:b/>
+                <w:color w:val="143A6B"/>
+                <w:sz w:val="20"/>
               </w:rPr>
             </w:r>
           </w:p>
         </w:tc>
         <w:tc>
           <w:tcPr>
-            <w:tcW w:type="dxa" w:w="7087"/>
+            <w:tcW w:type="dxa" w:w="7313"/>
           </w:tcPr>
           <w:p>
             <w:pPr>
-              <w:spacing w:after="20"/>
+              <w:spacing w:after="40"/>
             </w:pPr>
             <w:r/>
             <w:r>
               <w:rPr>
                 <w:b w:val="0"/>
-                <w:sz w:val="18"/>
+                <w:i w:val="0"/>
+                <w:color w:val="1F2937"/>
+                <w:sz w:val="19"/>
               </w:rPr>
               <w:t>Ask kids to remember the goals and ask whether you have completed everything (you can write it on the white board and ask students to tick).</w:t>
             </w:r>
@@ -1068,36 +1322,32 @@
         </w:tc>
         <w:tc>
           <w:tcPr>
-            <w:tcW w:type="dxa" w:w="4819"/>
+            <w:tcW w:type="dxa" w:w="4195"/>
           </w:tcPr>
           <w:p>
             <w:pPr>
-              <w:spacing w:after="20"/>
+              <w:spacing w:after="40"/>
             </w:pPr>
             <w:r/>
-            <w:r>
-              <w:rPr>
-                <w:b w:val="0"/>
-                <w:sz w:val="18"/>
-              </w:rPr>
-            </w:r>
           </w:p>
         </w:tc>
       </w:tr>
       <w:tr>
         <w:tc>
           <w:tcPr>
-            <w:tcW w:type="dxa" w:w="1417"/>
+            <w:tcW w:type="dxa" w:w="1474"/>
+            <w:shd w:val="clear" w:color="auto" w:fill="F3F7FC"/>
           </w:tcPr>
           <w:p>
             <w:pPr>
-              <w:spacing w:after="20"/>
+              <w:spacing w:after="40"/>
             </w:pPr>
             <w:r/>
             <w:r>
               <w:rPr>
                 <w:b/>
-                <w:sz w:val="18"/>
+                <w:color w:val="143A6B"/>
+                <w:sz w:val="20"/>
               </w:rPr>
               <w:t>Feedback\HW</w:t>
             </w:r>
@@ -1105,17 +1355,19 @@
         </w:tc>
         <w:tc>
           <w:tcPr>
-            <w:tcW w:type="dxa" w:w="1247"/>
+            <w:tcW w:type="dxa" w:w="1020"/>
           </w:tcPr>
           <w:p>
             <w:pPr>
-              <w:spacing w:after="20"/>
+              <w:spacing w:after="40"/>
+              <w:jc w:val="center"/>
             </w:pPr>
             <w:r/>
             <w:r>
               <w:rPr>
-                <w:b w:val="0"/>
-                <w:sz w:val="18"/>
+                <w:b/>
+                <w:color w:val="143A6B"/>
+                <w:sz w:val="20"/>
               </w:rPr>
               <w:t>5</w:t>
             </w:r>
@@ -1123,41 +1375,48 @@
         </w:tc>
         <w:tc>
           <w:tcPr>
-            <w:tcW w:type="dxa" w:w="7087"/>
+            <w:tcW w:type="dxa" w:w="7313"/>
           </w:tcPr>
           <w:p>
             <w:pPr>
-              <w:spacing w:after="20"/>
+              <w:spacing w:after="40"/>
             </w:pPr>
             <w:r/>
-            <w:r>
-              <w:rPr>
-                <w:b w:val="0"/>
-                <w:sz w:val="18"/>
-              </w:rPr>
-              <w:t>Class Dojo https://www.classdojo.com/</w:t>
-            </w:r>
+            <w:hyperlink r:id="rId11">
+              <w:r>
+                <w:rPr>
+                  <w:color w:val="1155CC"/>
+                  <w:sz w:val="19"/>
+                  <w:u w:val="single"/>
+                </w:rPr>
+                <w:t xml:space="preserve">Class Dojo</w:t>
+              </w:r>
+            </w:hyperlink>
           </w:p>
           <w:p>
             <w:pPr>
-              <w:spacing w:after="20"/>
+              <w:spacing w:after="40"/>
             </w:pPr>
             <w:r>
               <w:rPr>
                 <w:b w:val="0"/>
-                <w:sz w:val="18"/>
+                <w:i w:val="0"/>
+                <w:color w:val="1F2937"/>
+                <w:sz w:val="19"/>
               </w:rPr>
               <w:t>Give students feedback and give them start/points. ALWAYS tell them what that point is for - for hard work, for correct answers, for behavior, for homework. Tell what they need to improve.</w:t>
             </w:r>
           </w:p>
           <w:p>
             <w:pPr>
-              <w:spacing w:after="20"/>
+              <w:spacing w:after="40"/>
             </w:pPr>
             <w:r>
               <w:rPr>
                 <w:b w:val="0"/>
-                <w:sz w:val="18"/>
+                <w:i w:val="0"/>
+                <w:color w:val="1F2937"/>
+                <w:sz w:val="19"/>
               </w:rPr>
               <w:t>Ask students for the feedback: what activities they liked, what was easy or difficult. You may spend 1-2 mins for this and perform this in Russian</w:t>
             </w:r>
@@ -1165,16 +1424,18 @@
         </w:tc>
         <w:tc>
           <w:tcPr>
-            <w:tcW w:type="dxa" w:w="4819"/>
+            <w:tcW w:type="dxa" w:w="4195"/>
           </w:tcPr>
           <w:p>
             <w:pPr>
-              <w:spacing w:after="20"/>
+              <w:spacing w:after="40"/>
             </w:pPr>
             <w:r/>
             <w:r>
               <w:rPr>
                 <w:b w:val="0"/>
+                <w:i/>
+                <w:color w:val="5A6372"/>
                 <w:sz w:val="18"/>
               </w:rPr>
               <w:t>Ask to send a reaction</w:t>
@@ -1182,14 +1443,35 @@
           </w:p>
           <w:p>
             <w:pPr>
-              <w:spacing w:after="20"/>
+              <w:spacing w:after="40"/>
             </w:pPr>
             <w:r>
               <w:rPr>
                 <w:b w:val="0"/>
+                <w:i/>
+                <w:color w:val="5A6372"/>
                 <w:sz w:val="18"/>
               </w:rPr>
-              <w:t>Goodbye song https://www.youtube.com/watch?v=UQfvAlmr5g0 you can use the link or you can find the video "See You Later Alligator  Goodbye Songs" in the folder.</w:t>
+              <w:t xml:space="preserve">Goodbye song </w:t>
+            </w:r>
+            <w:hyperlink r:id="rId12">
+              <w:r>
+                <w:rPr>
+                  <w:color w:val="1155CC"/>
+                  <w:sz w:val="18"/>
+                  <w:u w:val="single"/>
+                </w:rPr>
+                <w:t xml:space="preserve">Goodbye song (YouTube)</w:t>
+              </w:r>
+            </w:hyperlink>
+            <w:r>
+              <w:rPr>
+                <w:b w:val="0"/>
+                <w:i/>
+                <w:color w:val="5A6372"/>
+                <w:sz w:val="18"/>
+              </w:rPr>
+              <w:t xml:space="preserve"> you can use the link or you can find the video "See You Later Alligator  Goodbye Songs" in the folder.</w:t>
             </w:r>
           </w:p>
         </w:tc>
